--- a/reports/corep_report2.docx
+++ b/reports/corep_report2.docx
@@ -23,7 +23,7 @@
           <w:color w:val="787878"/>
           <w:sz w:val="20"/>
         </w:rPr>
-        <w:t>Generated on 2026-09-17 11:36   |   Landscape · 0.5" margins</w:t>
+        <w:t>Generated on 2026-09-21 13:55   |   Landscape · 0.5" margins</w:t>
       </w:r>
     </w:p>
     <w:p>
@@ -36,7 +36,7 @@
           <w:color w:val="0B4A6F"/>
           <w:sz w:val="28"/>
         </w:rPr>
-        <w:t>Blessedera Glowtechies Innovative Enterprises / CAC NO. 9156249™</w:t>
+        <w:t>Blessedera Glowtechies Innovative Enterprises™</w:t>
       </w:r>
     </w:p>
     <w:p>
@@ -49,7 +49,7 @@
           <w:color w:val="505050"/>
           <w:sz w:val="22"/>
         </w:rPr>
-        <w:t>Developed by omobuwa BLESSED ADEOYE · Data Scientist &amp; Analytics Engineer, Health Information Management Specialist</w:t>
+        <w:t>Developed by Omobuwa Blessed Adeoye · Data Scientist &amp; Data Engineer · Health Information Management Specialist · Machine Learning &amp; AI Engineer</w:t>
       </w:r>
     </w:p>
     <w:p>
@@ -61,7 +61,7 @@
           <w:color w:val="828282"/>
           <w:sz w:val="18"/>
         </w:rPr>
-        <w:t>© 2026 Blessedera Glowtechies Innovative Enterprises / CAC NO. 9156249™. All rights reserved.</w:t>
+        <w:t>© 2026 Blessedera Glowtechies Innovative Enterprises™. All rights reserved.</w:t>
       </w:r>
     </w:p>
     <w:p/>
@@ -223,7 +223,7 @@
               <w:rPr>
                 <w:sz w:val="24"/>
               </w:rPr>
-              <w:t>Malaria (17) | Arthritis (11) | Allergies (6) | Hypertension (5) | Stable (4)</w:t>
+              <w:t>Malaria (17) | Arthritis (11) | Hypertension (8) | Allergies (6) | Stable (4)</w:t>
             </w:r>
           </w:p>
         </w:tc>
@@ -2229,7 +2229,7 @@
         <w:color w:val="828282"/>
         <w:sz w:val="16"/>
       </w:rPr>
-      <w:t>Blessedera Glowtechies Innovative Enterprises / CAC NO. 9156249™ · Developed by omobuwa BLESSED ADEOYE · Data Scientist &amp; Analytics Engineer, Health Information Management Specialist · © 2026 Blessedera Glowtechies Innovative Enterprises / CAC NO. 9156249™. All rights reserved.</w:t>
+      <w:t>Blessedera Glowtechies Innovative Enterprises™ · Omobuwa Blessed Adeoye · AI/ML Engineer · Health Informatics · © 2026 Blessedera Glowtechies Innovative Enterprises™. All rights reserved.</w:t>
     </w:r>
   </w:p>
 </w:ftr>
